--- a/Clase 09 - Ejercicio/Consigna - Logistica.docx
+++ b/Clase 09 - Ejercicio/Consigna - Logistica.docx
@@ -675,7 +675,7 @@
           <w:szCs w:val="21"/>
           <w:lang w:val="es-AR"/>
         </w:rPr>
-        <w:t xml:space="preserve"> predecir qué pedidos van a llegar tarde para mandar por premium solo a los que valen la pena, dentro del cupo del lote.</w:t>
+        <w:t xml:space="preserve"> maximizar la plata ahorrada del lote, que es 6.300 × (premium que se iban a atrasar) − 2.700 × (premium que llegaban en fecha igual), usando como mucho 25 premium. La matriz completa está en el metadata.</w:t>
       </w:r>
     </w:p>
     <w:p>
@@ -1495,19 +1495,18 @@
           <w:szCs w:val="21"/>
           <w:lang w:val="es-AR"/>
         </w:rPr>
-        <w:t xml:space="preserve">Con el mejor, predigan sobre los casos nuevos (set de test) e indiquen </w:t>
-      </w:r>
-      <w:r>
-        <w:rPr>
-          <w:rFonts w:ascii="Arial" w:eastAsia="Arial" w:hAnsi="Arial" w:cs="Arial"/>
-          <w:b/>
-          <w:bCs/>
-          <w:color w:val="111111"/>
-          <w:sz w:val="21"/>
-          <w:szCs w:val="21"/>
-          <w:lang w:val="es-AR"/>
-        </w:rPr>
-        <w:t>cuántos marcaron como positivos del total</w:t>
+        <w:t>Con el mejor, predigan sobre los casos nuevos (set de test) y entreguen la lista de los pedidos que mandan por premium (máximo 25) con la plata que estiman ahorrar</w:t>
+      </w:r>
+      <w:r>
+        <w:rPr>
+          <w:rFonts w:ascii="Arial" w:eastAsia="Arial" w:hAnsi="Arial" w:cs="Arial"/>
+          <w:b/>
+          <w:bCs/>
+          <w:color w:val="111111"/>
+          <w:sz w:val="21"/>
+          <w:szCs w:val="21"/>
+          <w:lang w:val="es-AR"/>
+        </w:rPr>
       </w:r>
       <w:r>
         <w:rPr>
